--- a/tests/fixtures/en-sample/report.docx
+++ b/tests/fixtures/en-sample/report.docx
@@ -1140,7 +1140,8 @@
     <w:qFormat/>
     <w:rsid w:val="00FC693F"/>
     <w:rPr>
-      <w:rFonts w:ascii="Calibri" w:hAnsi="Calibri"/>
+      <w:rFonts w:ascii="Roboto" w:hAnsi="Roboto"/>
+      <w:color w:val="1B2430"/>
       <w:sz w:val="22"/>
     </w:rPr>
   </w:style>
